--- a/openwave/xperiments/m6_ouroboros/research/theory/The Ouroboros Linking Number as a Hopf Invariant.docx
+++ b/openwave/xperiments/m6_ouroboros/research/theory/The Ouroboros Linking Number as a Hopf Invariant.docx
@@ -100,6 +100,15 @@
           <w14:ligatures w14:val="none"/>
         </w:rPr>
         <w:t>Formerly National Science Foundation; Deputy Director, CLION, University of Memphis</w:t>
+      </w:r>
+      <w:r>
+        <w:rPr>
+          <w:rFonts w:ascii="Segoe UI" w:eastAsia="Times New Roman" w:hAnsi="Segoe UI" w:cs="Segoe UI"/>
+          <w:color w:val="0F1115"/>
+          <w:kern w:val="0"/>
+          <w14:ligatures w14:val="none"/>
+        </w:rPr>
+        <w:t>; adjunct, MST</w:t>
       </w:r>
     </w:p>
     <w:p>
